--- a/docs/sales/receptionist-pack-2026-09-28/service-agreement-draft.docx
+++ b/docs/sales/receptionist-pack-2026-09-28/service-agreement-draft.docx
@@ -50,7 +50,7 @@
     <w:p>
       <w:pPr>
         <w:shd w:val="clear" w:color="auto" w:fill="FFFBEB"/>
-        <w:divId w:val="693657006"/>
+        <w:divId w:val="243533144"/>
         <w:rPr>
           <w:rFonts w:ascii="Calibri" w:eastAsia="Times New Roman" w:hAnsi="Calibri" w:cs="Calibri"/>
           <w:color w:val="14213D"/>
@@ -3928,7 +3928,7 @@
                 <w:sz w:val="19"/>
                 <w:szCs w:val="19"/>
               </w:rPr>
-              <w:t>After hours; When busy / no answer [OWNER DECISION (a) PENDING: is Essential cover after hours and busy / no answer only, or business hours alongside the team too? Not decided.]</w:t>
+              <w:t>After hours; When busy / no answer; All calls</w:t>
             </w:r>
           </w:p>
         </w:tc>
@@ -6683,7 +6683,7 @@
     <w:link w:val="Heading1Char"/>
     <w:uiPriority w:val="9"/>
     <w:qFormat/>
-    <w:rsid w:val="00C72539"/>
+    <w:rsid w:val="000253B0"/>
     <w:pPr>
       <w:keepNext/>
       <w:keepLines/>
@@ -6705,7 +6705,7 @@
     <w:uiPriority w:val="9"/>
     <w:unhideWhenUsed/>
     <w:qFormat/>
-    <w:rsid w:val="00C72539"/>
+    <w:rsid w:val="000253B0"/>
     <w:pPr>
       <w:keepNext/>
       <w:keepLines/>
@@ -6729,7 +6729,7 @@
     <w:semiHidden/>
     <w:unhideWhenUsed/>
     <w:qFormat/>
-    <w:rsid w:val="00C72539"/>
+    <w:rsid w:val="000253B0"/>
     <w:pPr>
       <w:keepNext/>
       <w:keepLines/>
@@ -6753,7 +6753,7 @@
     <w:semiHidden/>
     <w:unhideWhenUsed/>
     <w:qFormat/>
-    <w:rsid w:val="00C72539"/>
+    <w:rsid w:val="000253B0"/>
     <w:pPr>
       <w:keepNext/>
       <w:keepLines/>
@@ -6764,7 +6764,7 @@
       <w:rFonts w:eastAsiaTheme="majorEastAsia" w:cstheme="majorBidi"/>
       <w:i/>
       <w:iCs/>
-      <w:color w:val="2F5496" w:themeColor="accent1" w:themeShade="BF"/>
+      <w:color w:val="0F4761" w:themeColor="accent1" w:themeShade="BF"/>
     </w:rPr>
   </w:style>
   <w:style w:type="paragraph" w:styleId="Heading5">
@@ -6776,7 +6776,7 @@
     <w:semiHidden/>
     <w:unhideWhenUsed/>
     <w:qFormat/>
-    <w:rsid w:val="00C72539"/>
+    <w:rsid w:val="000253B0"/>
     <w:pPr>
       <w:keepNext/>
       <w:keepLines/>
@@ -6785,7 +6785,7 @@
     </w:pPr>
     <w:rPr>
       <w:rFonts w:eastAsiaTheme="majorEastAsia" w:cstheme="majorBidi"/>
-      <w:color w:val="2F5496" w:themeColor="accent1" w:themeShade="BF"/>
+      <w:color w:val="0F4761" w:themeColor="accent1" w:themeShade="BF"/>
     </w:rPr>
   </w:style>
   <w:style w:type="paragraph" w:styleId="Heading6">
@@ -6797,7 +6797,7 @@
     <w:semiHidden/>
     <w:unhideWhenUsed/>
     <w:qFormat/>
-    <w:rsid w:val="00C72539"/>
+    <w:rsid w:val="000253B0"/>
     <w:pPr>
       <w:keepNext/>
       <w:keepLines/>
@@ -6820,7 +6820,7 @@
     <w:semiHidden/>
     <w:unhideWhenUsed/>
     <w:qFormat/>
-    <w:rsid w:val="00C72539"/>
+    <w:rsid w:val="000253B0"/>
     <w:pPr>
       <w:keepNext/>
       <w:keepLines/>
@@ -6841,7 +6841,7 @@
     <w:semiHidden/>
     <w:unhideWhenUsed/>
     <w:qFormat/>
-    <w:rsid w:val="00C72539"/>
+    <w:rsid w:val="000253B0"/>
     <w:pPr>
       <w:keepNext/>
       <w:keepLines/>
@@ -6864,7 +6864,7 @@
     <w:semiHidden/>
     <w:unhideWhenUsed/>
     <w:qFormat/>
-    <w:rsid w:val="00C72539"/>
+    <w:rsid w:val="000253B0"/>
     <w:pPr>
       <w:keepNext/>
       <w:keepLines/>
@@ -6908,7 +6908,7 @@
     <w:basedOn w:val="DefaultParagraphFont"/>
     <w:link w:val="Heading1"/>
     <w:uiPriority w:val="9"/>
-    <w:rsid w:val="00C72539"/>
+    <w:rsid w:val="000253B0"/>
     <w:rPr>
       <w:rFonts w:ascii="Cambria" w:eastAsiaTheme="majorEastAsia" w:hAnsi="Cambria" w:cstheme="majorBidi"/>
       <w:color w:val="14213D"/>
@@ -6921,7 +6921,7 @@
     <w:basedOn w:val="DefaultParagraphFont"/>
     <w:link w:val="Heading2"/>
     <w:uiPriority w:val="9"/>
-    <w:rsid w:val="00C72539"/>
+    <w:rsid w:val="000253B0"/>
     <w:rPr>
       <w:rFonts w:ascii="Calibri" w:eastAsiaTheme="majorEastAsia" w:hAnsi="Calibri" w:cs="Calibri"/>
       <w:b/>
@@ -6936,7 +6936,7 @@
     <w:link w:val="Heading3"/>
     <w:uiPriority w:val="9"/>
     <w:semiHidden/>
-    <w:rsid w:val="00C72539"/>
+    <w:rsid w:val="000253B0"/>
     <w:rPr>
       <w:rFonts w:ascii="Calibri" w:eastAsiaTheme="majorEastAsia" w:hAnsi="Calibri" w:cs="Calibri"/>
       <w:b/>
@@ -6951,12 +6951,12 @@
     <w:link w:val="Heading4"/>
     <w:uiPriority w:val="9"/>
     <w:semiHidden/>
-    <w:rsid w:val="00C72539"/>
+    <w:rsid w:val="000253B0"/>
     <w:rPr>
       <w:rFonts w:eastAsiaTheme="majorEastAsia" w:cstheme="majorBidi"/>
       <w:i/>
       <w:iCs/>
-      <w:color w:val="2F5496" w:themeColor="accent1" w:themeShade="BF"/>
+      <w:color w:val="0F4761" w:themeColor="accent1" w:themeShade="BF"/>
     </w:rPr>
   </w:style>
   <w:style w:type="character" w:customStyle="1" w:styleId="Heading5Char">
@@ -6965,10 +6965,10 @@
     <w:link w:val="Heading5"/>
     <w:uiPriority w:val="9"/>
     <w:semiHidden/>
-    <w:rsid w:val="00C72539"/>
+    <w:rsid w:val="000253B0"/>
     <w:rPr>
       <w:rFonts w:eastAsiaTheme="majorEastAsia" w:cstheme="majorBidi"/>
-      <w:color w:val="2F5496" w:themeColor="accent1" w:themeShade="BF"/>
+      <w:color w:val="0F4761" w:themeColor="accent1" w:themeShade="BF"/>
     </w:rPr>
   </w:style>
   <w:style w:type="character" w:customStyle="1" w:styleId="Heading6Char">
@@ -6977,7 +6977,7 @@
     <w:link w:val="Heading6"/>
     <w:uiPriority w:val="9"/>
     <w:semiHidden/>
-    <w:rsid w:val="00C72539"/>
+    <w:rsid w:val="000253B0"/>
     <w:rPr>
       <w:rFonts w:eastAsiaTheme="majorEastAsia" w:cstheme="majorBidi"/>
       <w:i/>
@@ -6991,7 +6991,7 @@
     <w:link w:val="Heading7"/>
     <w:uiPriority w:val="9"/>
     <w:semiHidden/>
-    <w:rsid w:val="00C72539"/>
+    <w:rsid w:val="000253B0"/>
     <w:rPr>
       <w:rFonts w:eastAsiaTheme="majorEastAsia" w:cstheme="majorBidi"/>
       <w:color w:val="595959" w:themeColor="text1" w:themeTint="A6"/>
@@ -7003,7 +7003,7 @@
     <w:link w:val="Heading8"/>
     <w:uiPriority w:val="9"/>
     <w:semiHidden/>
-    <w:rsid w:val="00C72539"/>
+    <w:rsid w:val="000253B0"/>
     <w:rPr>
       <w:rFonts w:eastAsiaTheme="majorEastAsia" w:cstheme="majorBidi"/>
       <w:i/>
@@ -7017,7 +7017,7 @@
     <w:link w:val="Heading9"/>
     <w:uiPriority w:val="9"/>
     <w:semiHidden/>
-    <w:rsid w:val="00C72539"/>
+    <w:rsid w:val="000253B0"/>
     <w:rPr>
       <w:rFonts w:eastAsiaTheme="majorEastAsia" w:cstheme="majorBidi"/>
       <w:color w:val="272727" w:themeColor="text1" w:themeTint="D8"/>
@@ -7030,7 +7030,7 @@
     <w:link w:val="TitleChar"/>
     <w:uiPriority w:val="10"/>
     <w:qFormat/>
-    <w:rsid w:val="00C72539"/>
+    <w:rsid w:val="000253B0"/>
     <w:pPr>
       <w:spacing w:after="80" w:line="240" w:lineRule="auto"/>
       <w:contextualSpacing/>
@@ -7048,7 +7048,7 @@
     <w:basedOn w:val="DefaultParagraphFont"/>
     <w:link w:val="Title"/>
     <w:uiPriority w:val="10"/>
-    <w:rsid w:val="00C72539"/>
+    <w:rsid w:val="000253B0"/>
     <w:rPr>
       <w:rFonts w:asciiTheme="majorHAnsi" w:eastAsiaTheme="majorEastAsia" w:hAnsiTheme="majorHAnsi" w:cstheme="majorBidi"/>
       <w:spacing w:val="-10"/>
@@ -7064,7 +7064,7 @@
     <w:link w:val="SubtitleChar"/>
     <w:uiPriority w:val="11"/>
     <w:qFormat/>
-    <w:rsid w:val="00C72539"/>
+    <w:rsid w:val="000253B0"/>
     <w:pPr>
       <w:numPr>
         <w:ilvl w:val="1"/>
@@ -7083,7 +7083,7 @@
     <w:basedOn w:val="DefaultParagraphFont"/>
     <w:link w:val="Subtitle"/>
     <w:uiPriority w:val="11"/>
-    <w:rsid w:val="00C72539"/>
+    <w:rsid w:val="000253B0"/>
     <w:rPr>
       <w:rFonts w:eastAsiaTheme="majorEastAsia" w:cstheme="majorBidi"/>
       <w:color w:val="595959" w:themeColor="text1" w:themeTint="A6"/>
@@ -7099,7 +7099,7 @@
     <w:link w:val="QuoteChar"/>
     <w:uiPriority w:val="29"/>
     <w:qFormat/>
-    <w:rsid w:val="00C72539"/>
+    <w:rsid w:val="000253B0"/>
     <w:pPr>
       <w:spacing w:before="160"/>
       <w:jc w:val="center"/>
@@ -7115,7 +7115,7 @@
     <w:basedOn w:val="DefaultParagraphFont"/>
     <w:link w:val="Quote"/>
     <w:uiPriority w:val="29"/>
-    <w:rsid w:val="00C72539"/>
+    <w:rsid w:val="000253B0"/>
     <w:rPr>
       <w:i/>
       <w:iCs/>
@@ -7127,7 +7127,7 @@
     <w:basedOn w:val="Normal"/>
     <w:uiPriority w:val="34"/>
     <w:qFormat/>
-    <w:rsid w:val="00C72539"/>
+    <w:rsid w:val="000253B0"/>
     <w:pPr>
       <w:ind w:left="720"/>
       <w:contextualSpacing/>
@@ -7138,11 +7138,11 @@
     <w:basedOn w:val="DefaultParagraphFont"/>
     <w:uiPriority w:val="21"/>
     <w:qFormat/>
-    <w:rsid w:val="00C72539"/>
+    <w:rsid w:val="000253B0"/>
     <w:rPr>
       <w:i/>
       <w:iCs/>
-      <w:color w:val="2F5496" w:themeColor="accent1" w:themeShade="BF"/>
+      <w:color w:val="0F4761" w:themeColor="accent1" w:themeShade="BF"/>
     </w:rPr>
   </w:style>
   <w:style w:type="paragraph" w:styleId="IntenseQuote">
@@ -7152,11 +7152,11 @@
     <w:link w:val="IntenseQuoteChar"/>
     <w:uiPriority w:val="30"/>
     <w:qFormat/>
-    <w:rsid w:val="00C72539"/>
+    <w:rsid w:val="000253B0"/>
     <w:pPr>
       <w:pBdr>
-        <w:top w:val="single" w:sz="4" w:space="10" w:color="2F5496" w:themeColor="accent1" w:themeShade="BF"/>
-        <w:bottom w:val="single" w:sz="4" w:space="10" w:color="2F5496" w:themeColor="accent1" w:themeShade="BF"/>
+        <w:top w:val="single" w:sz="4" w:space="10" w:color="0F4761" w:themeColor="accent1" w:themeShade="BF"/>
+        <w:bottom w:val="single" w:sz="4" w:space="10" w:color="0F4761" w:themeColor="accent1" w:themeShade="BF"/>
       </w:pBdr>
       <w:spacing w:before="360" w:after="360"/>
       <w:ind w:left="864" w:right="864"/>
@@ -7165,7 +7165,7 @@
     <w:rPr>
       <w:i/>
       <w:iCs/>
-      <w:color w:val="2F5496" w:themeColor="accent1" w:themeShade="BF"/>
+      <w:color w:val="0F4761" w:themeColor="accent1" w:themeShade="BF"/>
     </w:rPr>
   </w:style>
   <w:style w:type="character" w:customStyle="1" w:styleId="IntenseQuoteChar">
@@ -7173,11 +7173,11 @@
     <w:basedOn w:val="DefaultParagraphFont"/>
     <w:link w:val="IntenseQuote"/>
     <w:uiPriority w:val="30"/>
-    <w:rsid w:val="00C72539"/>
+    <w:rsid w:val="000253B0"/>
     <w:rPr>
       <w:i/>
       <w:iCs/>
-      <w:color w:val="2F5496" w:themeColor="accent1" w:themeShade="BF"/>
+      <w:color w:val="0F4761" w:themeColor="accent1" w:themeShade="BF"/>
     </w:rPr>
   </w:style>
   <w:style w:type="character" w:styleId="IntenseReference">
@@ -7185,12 +7185,12 @@
     <w:basedOn w:val="DefaultParagraphFont"/>
     <w:uiPriority w:val="32"/>
     <w:qFormat/>
-    <w:rsid w:val="00C72539"/>
+    <w:rsid w:val="000253B0"/>
     <w:rPr>
       <w:b/>
       <w:bCs/>
       <w:smallCaps/>
-      <w:color w:val="2F5496" w:themeColor="accent1" w:themeShade="BF"/>
+      <w:color w:val="0F4761" w:themeColor="accent1" w:themeShade="BF"/>
       <w:spacing w:val="5"/>
     </w:rPr>
   </w:style>
@@ -7200,7 +7200,7 @@
     <w:uiPriority w:val="99"/>
     <w:semiHidden/>
     <w:unhideWhenUsed/>
-    <w:rsid w:val="00C72539"/>
+    <w:rsid w:val="000253B0"/>
     <w:pPr>
       <w:spacing w:after="120" w:line="240" w:lineRule="auto"/>
     </w:pPr>
@@ -7214,7 +7214,7 @@
   <w:style w:type="paragraph" w:customStyle="1" w:styleId="lead">
     <w:name w:val="lead"/>
     <w:basedOn w:val="Normal"/>
-    <w:rsid w:val="00C72539"/>
+    <w:rsid w:val="000253B0"/>
     <w:pPr>
       <w:spacing w:after="60" w:line="240" w:lineRule="auto"/>
     </w:pPr>
@@ -7231,7 +7231,7 @@
   <w:style w:type="paragraph" w:customStyle="1" w:styleId="small">
     <w:name w:val="small"/>
     <w:basedOn w:val="Normal"/>
-    <w:rsid w:val="00C72539"/>
+    <w:rsid w:val="000253B0"/>
     <w:pPr>
       <w:spacing w:after="60" w:line="240" w:lineRule="auto"/>
     </w:pPr>
@@ -7248,7 +7248,7 @@
   <w:style w:type="character" w:customStyle="1" w:styleId="fill1">
     <w:name w:val="fill1"/>
     <w:basedOn w:val="DefaultParagraphFont"/>
-    <w:rsid w:val="00C72539"/>
+    <w:rsid w:val="000253B0"/>
     <w:rPr>
       <w:shd w:val="clear" w:color="auto" w:fill="FEF3C7"/>
     </w:rPr>
@@ -7256,7 +7256,7 @@
   <w:style w:type="character" w:customStyle="1" w:styleId="flag1">
     <w:name w:val="flag1"/>
     <w:basedOn w:val="DefaultParagraphFont"/>
-    <w:rsid w:val="00C72539"/>
+    <w:rsid w:val="000253B0"/>
     <w:rPr>
       <w:b/>
       <w:bCs/>
@@ -7269,7 +7269,7 @@
     <w:link w:val="HeaderChar"/>
     <w:uiPriority w:val="99"/>
     <w:unhideWhenUsed/>
-    <w:rsid w:val="00C72539"/>
+    <w:rsid w:val="000253B0"/>
     <w:pPr>
       <w:tabs>
         <w:tab w:val="center" w:pos="4513"/>
@@ -7283,7 +7283,7 @@
     <w:basedOn w:val="DefaultParagraphFont"/>
     <w:link w:val="Header"/>
     <w:uiPriority w:val="99"/>
-    <w:rsid w:val="00C72539"/>
+    <w:rsid w:val="000253B0"/>
   </w:style>
   <w:style w:type="paragraph" w:styleId="Footer">
     <w:name w:val="footer"/>
@@ -7291,7 +7291,7 @@
     <w:link w:val="FooterChar"/>
     <w:uiPriority w:val="99"/>
     <w:unhideWhenUsed/>
-    <w:rsid w:val="00C72539"/>
+    <w:rsid w:val="000253B0"/>
     <w:pPr>
       <w:tabs>
         <w:tab w:val="center" w:pos="4513"/>
@@ -7305,7 +7305,7 @@
     <w:basedOn w:val="DefaultParagraphFont"/>
     <w:link w:val="Footer"/>
     <w:uiPriority w:val="99"/>
-    <w:rsid w:val="00C72539"/>
+    <w:rsid w:val="000253B0"/>
   </w:style>
 </w:styles>
 </file>
@@ -7321,39 +7321,39 @@
         <a:sysClr val="window" lastClr="FFFFFF"/>
       </a:lt1>
       <a:dk2>
-        <a:srgbClr val="44546A"/>
+        <a:srgbClr val="0E2841"/>
       </a:dk2>
       <a:lt2>
-        <a:srgbClr val="E7E6E6"/>
+        <a:srgbClr val="E8E8E8"/>
       </a:lt2>
       <a:accent1>
-        <a:srgbClr val="4472C4"/>
+        <a:srgbClr val="156082"/>
       </a:accent1>
       <a:accent2>
-        <a:srgbClr val="ED7D31"/>
+        <a:srgbClr val="E97132"/>
       </a:accent2>
       <a:accent3>
-        <a:srgbClr val="A5A5A5"/>
+        <a:srgbClr val="196B24"/>
       </a:accent3>
       <a:accent4>
-        <a:srgbClr val="FFC000"/>
+        <a:srgbClr val="0F9ED5"/>
       </a:accent4>
       <a:accent5>
-        <a:srgbClr val="5B9BD5"/>
+        <a:srgbClr val="A02B93"/>
       </a:accent5>
       <a:accent6>
-        <a:srgbClr val="70AD47"/>
+        <a:srgbClr val="4EA72E"/>
       </a:accent6>
       <a:hlink>
-        <a:srgbClr val="0563C1"/>
+        <a:srgbClr val="467886"/>
       </a:hlink>
       <a:folHlink>
-        <a:srgbClr val="954F72"/>
+        <a:srgbClr val="96607D"/>
       </a:folHlink>
     </a:clrScheme>
     <a:fontScheme name="Office">
       <a:majorFont>
-        <a:latin typeface="Calibri Light" panose="020F0302020204030204"/>
+        <a:latin typeface="Aptos Display" panose="02110004020202020204"/>
         <a:ea typeface=""/>
         <a:cs typeface=""/>
         <a:font script="Jpan" typeface="游ゴシック Light"/>
@@ -7405,7 +7405,7 @@
         <a:font script="Tfng" typeface="Ebrima"/>
       </a:majorFont>
       <a:minorFont>
-        <a:latin typeface="Calibri" panose="020F0502020204030204"/>
+        <a:latin typeface="Aptos" panose="02110004020202020204"/>
         <a:ea typeface=""/>
         <a:cs typeface=""/>
         <a:font script="Jpan" typeface="游明朝"/>
@@ -7516,13 +7516,6 @@
         </a:gradFill>
       </a:fillStyleLst>
       <a:lnStyleLst>
-        <a:ln w="6350" cap="flat" cmpd="sng" algn="ctr">
-          <a:solidFill>
-            <a:schemeClr val="phClr"/>
-          </a:solidFill>
-          <a:prstDash val="solid"/>
-          <a:miter lim="800000"/>
-        </a:ln>
         <a:ln w="12700" cap="flat" cmpd="sng" algn="ctr">
           <a:solidFill>
             <a:schemeClr val="phClr"/>
@@ -7531,6 +7524,13 @@
           <a:miter lim="800000"/>
         </a:ln>
         <a:ln w="19050" cap="flat" cmpd="sng" algn="ctr">
+          <a:solidFill>
+            <a:schemeClr val="phClr"/>
+          </a:solidFill>
+          <a:prstDash val="solid"/>
+          <a:miter lim="800000"/>
+        </a:ln>
+        <a:ln w="25400" cap="flat" cmpd="sng" algn="ctr">
           <a:solidFill>
             <a:schemeClr val="phClr"/>
           </a:solidFill>
@@ -7595,11 +7595,31 @@
       </a:bgFillStyleLst>
     </a:fmtScheme>
   </a:themeElements>
-  <a:objectDefaults/>
+  <a:objectDefaults>
+    <a:lnDef>
+      <a:spPr/>
+      <a:bodyPr/>
+      <a:lstStyle/>
+      <a:style>
+        <a:lnRef idx="2">
+          <a:schemeClr val="accent1"/>
+        </a:lnRef>
+        <a:fillRef idx="0">
+          <a:schemeClr val="accent1"/>
+        </a:fillRef>
+        <a:effectRef idx="1">
+          <a:schemeClr val="accent1"/>
+        </a:effectRef>
+        <a:fontRef idx="minor">
+          <a:schemeClr val="tx1"/>
+        </a:fontRef>
+      </a:style>
+    </a:lnDef>
+  </a:objectDefaults>
   <a:extraClrSchemeLst/>
   <a:extLst>
     <a:ext uri="{05A4C25C-085E-4340-85A3-A5531E510DB2}">
-      <thm15:themeFamily xmlns:thm15="http://schemas.microsoft.com/office/thememl/2012/main" name="Office Theme" id="{62F939B6-93AF-4DB8-9C6B-D6C7DFDC589F}" vid="{4A3C46E8-61CC-4603-A589-7422A47A8E4A}"/>
+      <thm15:themeFamily xmlns:thm15="http://schemas.microsoft.com/office/thememl/2012/main" name="Office Theme" id="{2E142A2C-CD16-42D6-873A-C26D2A0506FA}" vid="{1BDDFF52-6CD6-40A5-AB3C-68EB2F1E4D0A}"/>
     </a:ext>
   </a:extLst>
 </a:theme>
